--- a/src/content/poetry/11-zvezda-vnutri/ru.docx
+++ b/src/content/poetry/11-zvezda-vnutri/ru.docx
@@ -6,13 +6,12 @@
       <w:pPr>
         <w:pStyle w:val="a5"/>
       </w:pPr>
-      <w:proofErr w:type="spellStart"/>
-      <w:r>
-        <w:t>March</w:t>
-      </w:r>
-      <w:proofErr w:type="spellEnd"/>
-      <w:r>
-        <w:t xml:space="preserve"> 15, 2025 12:33 AM</w:t>
+      <w:r>
+        <w:rPr>
+          <w:bCs/>
+          <w:b/>
+        </w:rPr>
+        <w:t xml:space="preserve">Звезда внутри</w:t>
       </w:r>
     </w:p>
     <w:p>
@@ -20,10 +19,19 @@
         <w:pStyle w:val="a5"/>
       </w:pPr>
       <w:r>
-        <w:rPr>
-          <w:rStyle w:val="a6"/>
-        </w:rPr>
-        <w:t>Звезда внутри</w:t>
+        <w:t>Внутри меня горит звезда,</w:t>
+      </w:r>
+      <w:r>
+        <w:br/>
+        <w:t>Незримый свет, но вечный, ясный.</w:t>
+      </w:r>
+      <w:r>
+        <w:br/>
+        <w:t>Он был всегда, во все века,</w:t>
+      </w:r>
+      <w:r>
+        <w:br/>
+        <w:t>Сквозь жизнь струился светом красным.</w:t>
       </w:r>
     </w:p>
     <w:p>
@@ -31,19 +39,19 @@
         <w:pStyle w:val="a5"/>
       </w:pPr>
       <w:r>
-        <w:t>Внутри меня горит звезда,</w:t>
-      </w:r>
-      <w:r>
-        <w:br/>
-        <w:t>Незримый свет, но вечный, ясный.</w:t>
-      </w:r>
-      <w:r>
-        <w:br/>
-        <w:t>Он был всегда, во все века,</w:t>
-      </w:r>
-      <w:r>
-        <w:br/>
-        <w:t>Сквозь жизнь струился светом красным.</w:t>
+        <w:t>Её не видно, но она</w:t>
+      </w:r>
+      <w:r>
+        <w:br/>
+        <w:t>Сильней, чем солнце на рассвете.</w:t>
+      </w:r>
+      <w:r>
+        <w:br/>
+        <w:t>Она во мне, она — сама</w:t>
+      </w:r>
+      <w:r>
+        <w:br/>
+        <w:t>Душа, что в каждом пламя светит.</w:t>
       </w:r>
     </w:p>
     <w:p>
@@ -51,19 +59,19 @@
         <w:pStyle w:val="a5"/>
       </w:pPr>
       <w:r>
-        <w:t>Её не видно, но она</w:t>
-      </w:r>
-      <w:r>
-        <w:br/>
-        <w:t>Сильней, чем солнце на рассвете.</w:t>
-      </w:r>
-      <w:r>
-        <w:br/>
-        <w:t>Она во мне, она — сама</w:t>
-      </w:r>
-      <w:r>
-        <w:br/>
-        <w:t>Душа, что в каждом пламя светит.</w:t>
+        <w:t>Не затмевает тьма её,</w:t>
+      </w:r>
+      <w:r>
+        <w:br/>
+        <w:t>Не гасят ветры, вьюги, годы.</w:t>
+      </w:r>
+      <w:r>
+        <w:br/>
+        <w:t>Она сквозь сердце льёт тепло,</w:t>
+      </w:r>
+      <w:r>
+        <w:br/>
+        <w:t>Огнём надежды и свободы.</w:t>
       </w:r>
     </w:p>
     <w:p>
@@ -71,48 +79,44 @@
         <w:pStyle w:val="a5"/>
       </w:pPr>
       <w:r>
-        <w:t>Не затмевает тьма её,</w:t>
-      </w:r>
-      <w:r>
-        <w:br/>
-        <w:t>Не гасят ветры, вьюги, годы.</w:t>
-      </w:r>
-      <w:r>
-        <w:br/>
-        <w:t>Она сквозь сердце льёт тепло,</w:t>
-      </w:r>
-      <w:r>
-        <w:br/>
-        <w:t>Огнём надежды и свободы.</w:t>
+        <w:t>И сколько б ни был путь далёк,</w:t>
+      </w:r>
+      <w:r>
+        <w:br/>
+        <w:t>И как бы ночь ни мчалась мимо —</w:t>
+      </w:r>
+      <w:r>
+        <w:br/>
+        <w:t>Звезда внутри меня зажглась,</w:t>
+      </w:r>
+      <w:r>
+        <w:br/>
+        <w:t xml:space="preserve">И свет её </w:t>
+      </w:r>
+      <w:r>
+        <w:t xml:space="preserve">- </w:t>
+      </w:r>
+      <w:r>
+        <w:t>неугасим</w:t>
+      </w:r>
+      <w:r>
+        <w:t>ый…</w:t>
       </w:r>
     </w:p>
     <w:p>
       <w:pPr>
-        <w:pStyle w:val="a5"/>
+        <w:spacing w:before="200"/>
+        <w:rPr>
+          <w:i/>
+          <w:iCs/>
+        </w:rPr>
       </w:pPr>
       <w:r>
-        <w:t>И сколько б ни был путь далёк,</w:t>
-      </w:r>
-      <w:r>
-        <w:br/>
-        <w:t>И как бы ночь ни мчалась мимо —</w:t>
-      </w:r>
-      <w:r>
-        <w:br/>
-        <w:t>Звезда внутри меня зажглась,</w:t>
-      </w:r>
-      <w:r>
-        <w:br/>
-        <w:t xml:space="preserve">И свет её </w:t>
-      </w:r>
-      <w:r>
-        <w:t xml:space="preserve">- </w:t>
-      </w:r>
-      <w:r>
-        <w:t>неугасим</w:t>
-      </w:r>
-      <w:r>
-        <w:t>ый…</w:t>
+        <w:rPr>
+          <w:i/>
+          <w:iCs/>
+        </w:rPr>
+        <w:t xml:space="preserve">14.03.2025, Сергей Панкратиус</w:t>
       </w:r>
     </w:p>
     <w:sectPr>
